--- a/docs/package/out/BrokerVerse_Schedules_and_Batch_Jobs.docx
+++ b/docs/package/out/BrokerVerse_Schedules_and_Batch_Jobs.docx
@@ -789,7 +789,7 @@
             </w:rPr>
             <w:fldChar w:fldCharType="separate"/>
           </w:r>
-          <w:hyperlink w:anchor="__RefHeading___Toc105393_4195859891">
+          <w:hyperlink w:anchor="__RefHeading___Toc105393_3949650649">
             <w:r>
               <w:rPr>
                 <w:webHidden/>
@@ -824,7 +824,7 @@
             </w:tabs>
             <w:rPr/>
           </w:pPr>
-          <w:hyperlink w:anchor="__RefHeading___Toc105395_4195859891">
+          <w:hyperlink w:anchor="__RefHeading___Toc105395_3949650649">
             <w:r>
               <w:rPr>
                 <w:webHidden/>
@@ -853,7 +853,7 @@
             </w:tabs>
             <w:rPr/>
           </w:pPr>
-          <w:hyperlink w:anchor="__RefHeading___Toc105397_4195859891">
+          <w:hyperlink w:anchor="__RefHeading___Toc105397_3949650649">
             <w:r>
               <w:rPr>
                 <w:webHidden/>
@@ -875,7 +875,7 @@
             </w:tabs>
             <w:rPr/>
           </w:pPr>
-          <w:hyperlink w:anchor="__RefHeading___Toc105399_4195859891">
+          <w:hyperlink w:anchor="__RefHeading___Toc105399_3949650649">
             <w:r>
               <w:rPr>
                 <w:webHidden/>
@@ -897,7 +897,7 @@
             </w:tabs>
             <w:rPr/>
           </w:pPr>
-          <w:hyperlink w:anchor="__RefHeading___Toc105401_4195859891">
+          <w:hyperlink w:anchor="__RefHeading___Toc105401_3949650649">
             <w:r>
               <w:rPr>
                 <w:webHidden/>
@@ -919,7 +919,7 @@
             </w:tabs>
             <w:rPr/>
           </w:pPr>
-          <w:hyperlink w:anchor="__RefHeading___Toc105403_4195859891">
+          <w:hyperlink w:anchor="__RefHeading___Toc105403_3949650649">
             <w:r>
               <w:rPr>
                 <w:webHidden/>
@@ -941,7 +941,7 @@
             </w:tabs>
             <w:rPr/>
           </w:pPr>
-          <w:hyperlink w:anchor="__RefHeading___Toc105405_4195859891">
+          <w:hyperlink w:anchor="__RefHeading___Toc105405_3949650649">
             <w:r>
               <w:rPr>
                 <w:webHidden/>
@@ -963,7 +963,7 @@
             </w:tabs>
             <w:rPr/>
           </w:pPr>
-          <w:hyperlink w:anchor="__RefHeading___Toc105407_4195859891">
+          <w:hyperlink w:anchor="__RefHeading___Toc105407_3949650649">
             <w:r>
               <w:rPr>
                 <w:webHidden/>
@@ -985,7 +985,7 @@
             </w:tabs>
             <w:rPr/>
           </w:pPr>
-          <w:hyperlink w:anchor="__RefHeading___Toc105409_4195859891">
+          <w:hyperlink w:anchor="__RefHeading___Toc105409_3949650649">
             <w:r>
               <w:rPr>
                 <w:webHidden/>
@@ -1007,7 +1007,7 @@
             </w:tabs>
             <w:rPr/>
           </w:pPr>
-          <w:hyperlink w:anchor="__RefHeading___Toc105411_4195859891">
+          <w:hyperlink w:anchor="__RefHeading___Toc105411_3949650649">
             <w:r>
               <w:rPr>
                 <w:webHidden/>
@@ -1029,7 +1029,7 @@
             </w:tabs>
             <w:rPr/>
           </w:pPr>
-          <w:hyperlink w:anchor="__RefHeading___Toc105413_4195859891">
+          <w:hyperlink w:anchor="__RefHeading___Toc105413_3949650649">
             <w:r>
               <w:rPr>
                 <w:webHidden/>
@@ -1051,7 +1051,7 @@
             </w:tabs>
             <w:rPr/>
           </w:pPr>
-          <w:hyperlink w:anchor="__RefHeading___Toc105415_4195859891">
+          <w:hyperlink w:anchor="__RefHeading___Toc105415_3949650649">
             <w:r>
               <w:rPr>
                 <w:webHidden/>
@@ -1073,7 +1073,7 @@
             </w:tabs>
             <w:rPr/>
           </w:pPr>
-          <w:hyperlink w:anchor="__RefHeading___Toc105417_4195859891">
+          <w:hyperlink w:anchor="__RefHeading___Toc105417_3949650649">
             <w:r>
               <w:rPr>
                 <w:webHidden/>
@@ -1095,7 +1095,7 @@
             </w:tabs>
             <w:rPr/>
           </w:pPr>
-          <w:hyperlink w:anchor="__RefHeading___Toc105419_4195859891">
+          <w:hyperlink w:anchor="__RefHeading___Toc105419_3949650649">
             <w:r>
               <w:rPr>
                 <w:webHidden/>
@@ -1117,7 +1117,7 @@
             </w:tabs>
             <w:rPr/>
           </w:pPr>
-          <w:hyperlink w:anchor="__RefHeading___Toc105421_4195859891">
+          <w:hyperlink w:anchor="__RefHeading___Toc105421_3949650649">
             <w:r>
               <w:rPr>
                 <w:webHidden/>
@@ -1139,7 +1139,7 @@
             </w:tabs>
             <w:rPr/>
           </w:pPr>
-          <w:hyperlink w:anchor="__RefHeading___Toc105423_4195859891">
+          <w:hyperlink w:anchor="__RefHeading___Toc105423_3949650649">
             <w:r>
               <w:rPr>
                 <w:webHidden/>
@@ -1161,7 +1161,7 @@
             </w:tabs>
             <w:rPr/>
           </w:pPr>
-          <w:hyperlink w:anchor="__RefHeading___Toc105425_4195859891">
+          <w:hyperlink w:anchor="__RefHeading___Toc105425_3949650649">
             <w:r>
               <w:rPr>
                 <w:webHidden/>
@@ -1183,7 +1183,7 @@
             </w:tabs>
             <w:rPr/>
           </w:pPr>
-          <w:hyperlink w:anchor="__RefHeading___Toc105427_4195859891">
+          <w:hyperlink w:anchor="__RefHeading___Toc105427_3949650649">
             <w:r>
               <w:rPr>
                 <w:webHidden/>
@@ -1205,7 +1205,7 @@
             </w:tabs>
             <w:rPr/>
           </w:pPr>
-          <w:hyperlink w:anchor="__RefHeading___Toc105429_4195859891">
+          <w:hyperlink w:anchor="__RefHeading___Toc105429_3949650649">
             <w:r>
               <w:rPr>
                 <w:webHidden/>
@@ -1227,7 +1227,7 @@
             </w:tabs>
             <w:rPr/>
           </w:pPr>
-          <w:hyperlink w:anchor="__RefHeading___Toc105431_4195859891">
+          <w:hyperlink w:anchor="__RefHeading___Toc105431_3949650649">
             <w:r>
               <w:rPr>
                 <w:webHidden/>
@@ -1249,7 +1249,7 @@
             </w:tabs>
             <w:rPr/>
           </w:pPr>
-          <w:hyperlink w:anchor="__RefHeading___Toc105433_4195859891">
+          <w:hyperlink w:anchor="__RefHeading___Toc105433_3949650649">
             <w:r>
               <w:rPr>
                 <w:webHidden/>
@@ -1271,7 +1271,7 @@
             </w:tabs>
             <w:rPr/>
           </w:pPr>
-          <w:hyperlink w:anchor="__RefHeading___Toc105435_4195859891">
+          <w:hyperlink w:anchor="__RefHeading___Toc105435_3949650649">
             <w:r>
               <w:rPr>
                 <w:webHidden/>
@@ -1293,7 +1293,7 @@
             </w:tabs>
             <w:rPr/>
           </w:pPr>
-          <w:hyperlink w:anchor="__RefHeading___Toc105437_4195859891">
+          <w:hyperlink w:anchor="__RefHeading___Toc105437_3949650649">
             <w:r>
               <w:rPr>
                 <w:webHidden/>
@@ -1315,7 +1315,7 @@
             </w:tabs>
             <w:rPr/>
           </w:pPr>
-          <w:hyperlink w:anchor="__RefHeading___Toc105439_4195859891">
+          <w:hyperlink w:anchor="__RefHeading___Toc105439_3949650649">
             <w:r>
               <w:rPr>
                 <w:webHidden/>
@@ -1337,7 +1337,7 @@
             </w:tabs>
             <w:rPr/>
           </w:pPr>
-          <w:hyperlink w:anchor="__RefHeading___Toc105441_4195859891">
+          <w:hyperlink w:anchor="__RefHeading___Toc105441_3949650649">
             <w:r>
               <w:rPr>
                 <w:webHidden/>
@@ -1359,7 +1359,7 @@
             </w:tabs>
             <w:rPr/>
           </w:pPr>
-          <w:hyperlink w:anchor="__RefHeading___Toc105443_4195859891">
+          <w:hyperlink w:anchor="__RefHeading___Toc105443_3949650649">
             <w:r>
               <w:rPr>
                 <w:webHidden/>
@@ -1381,7 +1381,7 @@
             </w:tabs>
             <w:rPr/>
           </w:pPr>
-          <w:hyperlink w:anchor="__RefHeading___Toc105445_4195859891">
+          <w:hyperlink w:anchor="__RefHeading___Toc105445_3949650649">
             <w:r>
               <w:rPr>
                 <w:webHidden/>
@@ -1403,7 +1403,7 @@
             </w:tabs>
             <w:rPr/>
           </w:pPr>
-          <w:hyperlink w:anchor="__RefHeading___Toc105447_4195859891">
+          <w:hyperlink w:anchor="__RefHeading___Toc105447_3949650649">
             <w:r>
               <w:rPr>
                 <w:webHidden/>
@@ -1425,7 +1425,7 @@
             </w:tabs>
             <w:rPr/>
           </w:pPr>
-          <w:hyperlink w:anchor="__RefHeading___Toc105449_4195859891">
+          <w:hyperlink w:anchor="__RefHeading___Toc105449_3949650649">
             <w:r>
               <w:rPr>
                 <w:webHidden/>
@@ -1447,7 +1447,7 @@
             </w:tabs>
             <w:rPr/>
           </w:pPr>
-          <w:hyperlink w:anchor="__RefHeading___Toc105451_4195859891">
+          <w:hyperlink w:anchor="__RefHeading___Toc105451_3949650649">
             <w:r>
               <w:rPr>
                 <w:webHidden/>
@@ -1469,7 +1469,7 @@
             </w:tabs>
             <w:rPr/>
           </w:pPr>
-          <w:hyperlink w:anchor="__RefHeading___Toc105453_4195859891">
+          <w:hyperlink w:anchor="__RefHeading___Toc105453_3949650649">
             <w:r>
               <w:rPr>
                 <w:webHidden/>
@@ -1491,7 +1491,7 @@
             </w:tabs>
             <w:rPr/>
           </w:pPr>
-          <w:hyperlink w:anchor="__RefHeading___Toc105455_4195859891">
+          <w:hyperlink w:anchor="__RefHeading___Toc105455_3949650649">
             <w:r>
               <w:rPr>
                 <w:webHidden/>
@@ -1513,7 +1513,7 @@
             </w:tabs>
             <w:rPr/>
           </w:pPr>
-          <w:hyperlink w:anchor="__RefHeading___Toc105457_4195859891">
+          <w:hyperlink w:anchor="__RefHeading___Toc105457_3949650649">
             <w:r>
               <w:rPr>
                 <w:webHidden/>
@@ -1535,7 +1535,7 @@
             </w:tabs>
             <w:rPr/>
           </w:pPr>
-          <w:hyperlink w:anchor="__RefHeading___Toc105459_4195859891">
+          <w:hyperlink w:anchor="__RefHeading___Toc105459_3949650649">
             <w:r>
               <w:rPr>
                 <w:webHidden/>
@@ -1557,7 +1557,7 @@
             </w:tabs>
             <w:rPr/>
           </w:pPr>
-          <w:hyperlink w:anchor="__RefHeading___Toc105461_4195859891">
+          <w:hyperlink w:anchor="__RefHeading___Toc105461_3949650649">
             <w:r>
               <w:rPr>
                 <w:webHidden/>
@@ -1579,7 +1579,7 @@
             </w:tabs>
             <w:rPr/>
           </w:pPr>
-          <w:hyperlink w:anchor="__RefHeading___Toc105463_4195859891">
+          <w:hyperlink w:anchor="__RefHeading___Toc105463_3949650649">
             <w:r>
               <w:rPr>
                 <w:webHidden/>
@@ -1601,7 +1601,7 @@
             </w:tabs>
             <w:rPr/>
           </w:pPr>
-          <w:hyperlink w:anchor="__RefHeading___Toc105465_4195859891">
+          <w:hyperlink w:anchor="__RefHeading___Toc105465_3949650649">
             <w:r>
               <w:rPr>
                 <w:webHidden/>
@@ -1623,7 +1623,7 @@
             </w:tabs>
             <w:rPr/>
           </w:pPr>
-          <w:hyperlink w:anchor="__RefHeading___Toc105467_4195859891">
+          <w:hyperlink w:anchor="__RefHeading___Toc105467_3949650649">
             <w:r>
               <w:rPr>
                 <w:webHidden/>
@@ -1645,7 +1645,7 @@
             </w:tabs>
             <w:rPr/>
           </w:pPr>
-          <w:hyperlink w:anchor="__RefHeading___Toc105469_4195859891">
+          <w:hyperlink w:anchor="__RefHeading___Toc105469_3949650649">
             <w:r>
               <w:rPr>
                 <w:webHidden/>
@@ -1667,7 +1667,7 @@
             </w:tabs>
             <w:rPr/>
           </w:pPr>
-          <w:hyperlink w:anchor="__RefHeading___Toc105471_4195859891">
+          <w:hyperlink w:anchor="__RefHeading___Toc105471_3949650649">
             <w:r>
               <w:rPr>
                 <w:webHidden/>
@@ -1689,7 +1689,7 @@
             </w:tabs>
             <w:rPr/>
           </w:pPr>
-          <w:hyperlink w:anchor="__RefHeading___Toc105473_4195859891">
+          <w:hyperlink w:anchor="__RefHeading___Toc105473_3949650649">
             <w:r>
               <w:rPr>
                 <w:webHidden/>
@@ -1711,7 +1711,7 @@
             </w:tabs>
             <w:rPr/>
           </w:pPr>
-          <w:hyperlink w:anchor="__RefHeading___Toc105475_4195859891">
+          <w:hyperlink w:anchor="__RefHeading___Toc105475_3949650649">
             <w:r>
               <w:rPr>
                 <w:webHidden/>
@@ -1733,7 +1733,7 @@
             </w:tabs>
             <w:rPr/>
           </w:pPr>
-          <w:hyperlink w:anchor="__RefHeading___Toc105477_4195859891">
+          <w:hyperlink w:anchor="__RefHeading___Toc105477_3949650649">
             <w:r>
               <w:rPr>
                 <w:webHidden/>
@@ -1755,7 +1755,7 @@
             </w:tabs>
             <w:rPr/>
           </w:pPr>
-          <w:hyperlink w:anchor="__RefHeading___Toc105479_4195859891">
+          <w:hyperlink w:anchor="__RefHeading___Toc105479_3949650649">
             <w:r>
               <w:rPr>
                 <w:webHidden/>
@@ -1777,7 +1777,7 @@
             </w:tabs>
             <w:rPr/>
           </w:pPr>
-          <w:hyperlink w:anchor="__RefHeading___Toc105481_4195859891">
+          <w:hyperlink w:anchor="__RefHeading___Toc105481_3949650649">
             <w:r>
               <w:rPr>
                 <w:webHidden/>
@@ -1799,7 +1799,7 @@
             </w:tabs>
             <w:rPr/>
           </w:pPr>
-          <w:hyperlink w:anchor="__RefHeading___Toc105483_4195859891">
+          <w:hyperlink w:anchor="__RefHeading___Toc105483_3949650649">
             <w:r>
               <w:rPr>
                 <w:webHidden/>
@@ -1821,7 +1821,7 @@
             </w:tabs>
             <w:rPr/>
           </w:pPr>
-          <w:hyperlink w:anchor="__RefHeading___Toc105485_4195859891">
+          <w:hyperlink w:anchor="__RefHeading___Toc105485_3949650649">
             <w:r>
               <w:rPr>
                 <w:webHidden/>
@@ -1869,7 +1869,7 @@
       <w:r>
         <w:br w:type="page"/>
       </w:r>
-      <w:bookmarkStart w:id="0" w:name="__RefHeading___Toc105393_4195859891"/>
+      <w:bookmarkStart w:id="0" w:name="__RefHeading___Toc105393_3949650649"/>
       <w:bookmarkStart w:id="1" w:name="_Toc48319687"/>
       <w:bookmarkStart w:id="2" w:name="_Toc11824118"/>
       <w:bookmarkEnd w:id="0"/>
@@ -2512,7 +2512,7 @@
           <w:spacing w:val="0"/>
         </w:rPr>
       </w:pPr>
-      <w:bookmarkStart w:id="4" w:name="__RefHeading___Toc105395_4195859891"/>
+      <w:bookmarkStart w:id="4" w:name="__RefHeading___Toc105395_3949650649"/>
       <w:bookmarkStart w:id="5" w:name="_Toc233203388"/>
       <w:bookmarkEnd w:id="4"/>
       <w:r>
@@ -3896,7 +3896,7 @@
         <w:pageBreakBefore w:val="false"/>
         <w:rPr/>
       </w:pPr>
-      <w:bookmarkStart w:id="6" w:name="__RefHeading___Toc105397_4195859891"/>
+      <w:bookmarkStart w:id="6" w:name="__RefHeading___Toc105397_3949650649"/>
       <w:bookmarkEnd w:id="6"/>
       <w:r>
         <w:rPr>
@@ -4007,7 +4007,7 @@
         <w:pStyle w:val="Heading2"/>
         <w:rPr/>
       </w:pPr>
-      <w:bookmarkStart w:id="7" w:name="__RefHeading___Toc105399_4195859891"/>
+      <w:bookmarkStart w:id="7" w:name="__RefHeading___Toc105399_3949650649"/>
       <w:bookmarkEnd w:id="7"/>
       <w:r>
         <w:rPr>
@@ -4597,23 +4597,13 @@
     </w:tbl>
     <w:p>
       <w:pPr>
-        <w:pStyle w:val="Normal"/>
-        <w:spacing w:before="0" w:after="80"/>
+        <w:pStyle w:val="Heading1"/>
         <w:rPr/>
       </w:pPr>
       <w:r>
-        <w:rPr/>
-      </w:r>
-      <w:r>
         <w:br w:type="page"/>
       </w:r>
-    </w:p>
-    <w:p>
-      <w:pPr>
-        <w:pStyle w:val="Heading1"/>
-        <w:rPr/>
-      </w:pPr>
-      <w:bookmarkStart w:id="8" w:name="__RefHeading___Toc105401_4195859891"/>
+      <w:bookmarkStart w:id="8" w:name="__RefHeading___Toc105401_3949650649"/>
       <w:bookmarkEnd w:id="8"/>
       <w:r>
         <w:rPr>
@@ -4630,7 +4620,7 @@
         <w:pStyle w:val="Heading2"/>
         <w:rPr/>
       </w:pPr>
-      <w:bookmarkStart w:id="9" w:name="__RefHeading___Toc105403_4195859891"/>
+      <w:bookmarkStart w:id="9" w:name="__RefHeading___Toc105403_3949650649"/>
       <w:bookmarkEnd w:id="9"/>
       <w:r>
         <w:rPr>
@@ -5745,7 +5735,7 @@
         <w:pStyle w:val="Heading2"/>
         <w:rPr/>
       </w:pPr>
-      <w:bookmarkStart w:id="10" w:name="__RefHeading___Toc105405_4195859891"/>
+      <w:bookmarkStart w:id="10" w:name="__RefHeading___Toc105405_3949650649"/>
       <w:bookmarkEnd w:id="10"/>
       <w:r>
         <w:rPr>
@@ -6535,7 +6525,7 @@
         <w:pStyle w:val="Heading1"/>
         <w:rPr/>
       </w:pPr>
-      <w:bookmarkStart w:id="11" w:name="__RefHeading___Toc105407_4195859891"/>
+      <w:bookmarkStart w:id="11" w:name="__RefHeading___Toc105407_3949650649"/>
       <w:bookmarkEnd w:id="11"/>
       <w:r>
         <w:rPr>
@@ -6552,7 +6542,7 @@
         <w:pStyle w:val="Heading2"/>
         <w:rPr/>
       </w:pPr>
-      <w:bookmarkStart w:id="12" w:name="__RefHeading___Toc105409_4195859891"/>
+      <w:bookmarkStart w:id="12" w:name="__RefHeading___Toc105409_3949650649"/>
       <w:bookmarkEnd w:id="12"/>
       <w:r>
         <w:rPr>
@@ -11148,7 +11138,7 @@
         <w:pStyle w:val="Heading2"/>
         <w:rPr/>
       </w:pPr>
-      <w:bookmarkStart w:id="13" w:name="__RefHeading___Toc105411_4195859891"/>
+      <w:bookmarkStart w:id="13" w:name="__RefHeading___Toc105411_3949650649"/>
       <w:bookmarkEnd w:id="13"/>
       <w:r>
         <w:rPr>
@@ -11960,7 +11950,7 @@
         <w:pStyle w:val="Heading2"/>
         <w:rPr/>
       </w:pPr>
-      <w:bookmarkStart w:id="14" w:name="__RefHeading___Toc105413_4195859891"/>
+      <w:bookmarkStart w:id="14" w:name="__RefHeading___Toc105413_3949650649"/>
       <w:bookmarkEnd w:id="14"/>
       <w:r>
         <w:rPr>
@@ -12512,7 +12502,7 @@
         <w:pStyle w:val="Heading2"/>
         <w:rPr/>
       </w:pPr>
-      <w:bookmarkStart w:id="15" w:name="__RefHeading___Toc105415_4195859891"/>
+      <w:bookmarkStart w:id="15" w:name="__RefHeading___Toc105415_3949650649"/>
       <w:bookmarkEnd w:id="15"/>
       <w:r>
         <w:rPr>
@@ -12560,7 +12550,7 @@
         <w:pStyle w:val="Heading2"/>
         <w:rPr/>
       </w:pPr>
-      <w:bookmarkStart w:id="16" w:name="__RefHeading___Toc105417_4195859891"/>
+      <w:bookmarkStart w:id="16" w:name="__RefHeading___Toc105417_3949650649"/>
       <w:bookmarkEnd w:id="16"/>
       <w:r>
         <w:rPr>
@@ -12641,7 +12631,7 @@
         <w:pStyle w:val="Heading2"/>
         <w:rPr/>
       </w:pPr>
-      <w:bookmarkStart w:id="17" w:name="__RefHeading___Toc105419_4195859891"/>
+      <w:bookmarkStart w:id="17" w:name="__RefHeading___Toc105419_3949650649"/>
       <w:bookmarkEnd w:id="17"/>
       <w:r>
         <w:rPr>
@@ -13299,7 +13289,7 @@
         <w:pStyle w:val="Heading2"/>
         <w:rPr/>
       </w:pPr>
-      <w:bookmarkStart w:id="18" w:name="__RefHeading___Toc105421_4195859891"/>
+      <w:bookmarkStart w:id="18" w:name="__RefHeading___Toc105421_3949650649"/>
       <w:bookmarkEnd w:id="18"/>
       <w:r>
         <w:rPr>
@@ -13420,7 +13410,7 @@
         <w:pStyle w:val="Heading2"/>
         <w:rPr/>
       </w:pPr>
-      <w:bookmarkStart w:id="19" w:name="__RefHeading___Toc105423_4195859891"/>
+      <w:bookmarkStart w:id="19" w:name="__RefHeading___Toc105423_3949650649"/>
       <w:bookmarkEnd w:id="19"/>
       <w:r>
         <w:rPr>
@@ -13517,7 +13507,7 @@
         <w:pStyle w:val="Heading2"/>
         <w:rPr/>
       </w:pPr>
-      <w:bookmarkStart w:id="20" w:name="__RefHeading___Toc105425_4195859891"/>
+      <w:bookmarkStart w:id="20" w:name="__RefHeading___Toc105425_3949650649"/>
       <w:bookmarkEnd w:id="20"/>
       <w:r>
         <w:rPr>
@@ -14307,7 +14297,7 @@
         <w:pStyle w:val="Heading2"/>
         <w:rPr/>
       </w:pPr>
-      <w:bookmarkStart w:id="21" w:name="__RefHeading___Toc105427_4195859891"/>
+      <w:bookmarkStart w:id="21" w:name="__RefHeading___Toc105427_3949650649"/>
       <w:bookmarkEnd w:id="21"/>
       <w:r>
         <w:rPr>
@@ -14371,7 +14361,7 @@
         <w:pStyle w:val="Heading2"/>
         <w:rPr/>
       </w:pPr>
-      <w:bookmarkStart w:id="22" w:name="__RefHeading___Toc105429_4195859891"/>
+      <w:bookmarkStart w:id="22" w:name="__RefHeading___Toc105429_3949650649"/>
       <w:bookmarkEnd w:id="22"/>
       <w:r>
         <w:rPr>
@@ -14419,7 +14409,7 @@
         <w:pStyle w:val="Heading2"/>
         <w:rPr/>
       </w:pPr>
-      <w:bookmarkStart w:id="23" w:name="__RefHeading___Toc105431_4195859891"/>
+      <w:bookmarkStart w:id="23" w:name="__RefHeading___Toc105431_3949650649"/>
       <w:bookmarkEnd w:id="23"/>
       <w:r>
         <w:rPr>
@@ -16018,7 +16008,7 @@
         <w:pStyle w:val="Heading2"/>
         <w:rPr/>
       </w:pPr>
-      <w:bookmarkStart w:id="24" w:name="__RefHeading___Toc105433_4195859891"/>
+      <w:bookmarkStart w:id="24" w:name="__RefHeading___Toc105433_3949650649"/>
       <w:bookmarkEnd w:id="24"/>
       <w:r>
         <w:rPr>
@@ -16082,7 +16072,7 @@
         <w:pStyle w:val="Heading2"/>
         <w:rPr/>
       </w:pPr>
-      <w:bookmarkStart w:id="25" w:name="__RefHeading___Toc105435_4195859891"/>
+      <w:bookmarkStart w:id="25" w:name="__RefHeading___Toc105435_3949650649"/>
       <w:bookmarkEnd w:id="25"/>
       <w:r>
         <w:rPr>
@@ -16146,7 +16136,7 @@
         <w:pStyle w:val="Heading2"/>
         <w:rPr/>
       </w:pPr>
-      <w:bookmarkStart w:id="26" w:name="__RefHeading___Toc105437_4195859891"/>
+      <w:bookmarkStart w:id="26" w:name="__RefHeading___Toc105437_3949650649"/>
       <w:bookmarkEnd w:id="26"/>
       <w:r>
         <w:rPr>
@@ -16178,7 +16168,7 @@
         <w:pStyle w:val="Heading2"/>
         <w:rPr/>
       </w:pPr>
-      <w:bookmarkStart w:id="27" w:name="__RefHeading___Toc105439_4195859891"/>
+      <w:bookmarkStart w:id="27" w:name="__RefHeading___Toc105439_3949650649"/>
       <w:bookmarkEnd w:id="27"/>
       <w:r>
         <w:rPr>
@@ -16210,7 +16200,7 @@
         <w:pStyle w:val="Heading2"/>
         <w:rPr/>
       </w:pPr>
-      <w:bookmarkStart w:id="28" w:name="__RefHeading___Toc105441_4195859891"/>
+      <w:bookmarkStart w:id="28" w:name="__RefHeading___Toc105441_3949650649"/>
       <w:bookmarkEnd w:id="28"/>
       <w:r>
         <w:rPr>
@@ -16274,7 +16264,7 @@
         <w:pStyle w:val="Heading2"/>
         <w:rPr/>
       </w:pPr>
-      <w:bookmarkStart w:id="29" w:name="__RefHeading___Toc105443_4195859891"/>
+      <w:bookmarkStart w:id="29" w:name="__RefHeading___Toc105443_3949650649"/>
       <w:bookmarkEnd w:id="29"/>
       <w:r>
         <w:rPr>
@@ -16306,7 +16296,7 @@
         <w:pStyle w:val="Heading2"/>
         <w:rPr/>
       </w:pPr>
-      <w:bookmarkStart w:id="30" w:name="__RefHeading___Toc105445_4195859891"/>
+      <w:bookmarkStart w:id="30" w:name="__RefHeading___Toc105445_3949650649"/>
       <w:bookmarkEnd w:id="30"/>
       <w:r>
         <w:rPr>
@@ -16354,7 +16344,7 @@
         <w:pStyle w:val="Heading2"/>
         <w:rPr/>
       </w:pPr>
-      <w:bookmarkStart w:id="31" w:name="__RefHeading___Toc105447_4195859891"/>
+      <w:bookmarkStart w:id="31" w:name="__RefHeading___Toc105447_3949650649"/>
       <w:bookmarkEnd w:id="31"/>
       <w:r>
         <w:rPr>
@@ -16405,7 +16395,7 @@
         <w:pStyle w:val="Heading1"/>
         <w:rPr/>
       </w:pPr>
-      <w:bookmarkStart w:id="32" w:name="__RefHeading___Toc105449_4195859891"/>
+      <w:bookmarkStart w:id="32" w:name="__RefHeading___Toc105449_3949650649"/>
       <w:bookmarkEnd w:id="32"/>
       <w:r>
         <w:rPr>
@@ -16422,7 +16412,7 @@
         <w:pStyle w:val="Heading2"/>
         <w:rPr/>
       </w:pPr>
-      <w:bookmarkStart w:id="33" w:name="__RefHeading___Toc105451_4195859891"/>
+      <w:bookmarkStart w:id="33" w:name="__RefHeading___Toc105451_3949650649"/>
       <w:bookmarkEnd w:id="33"/>
       <w:r>
         <w:rPr>
@@ -17069,7 +17059,7 @@
         <w:pStyle w:val="Heading2"/>
         <w:rPr/>
       </w:pPr>
-      <w:bookmarkStart w:id="34" w:name="__RefHeading___Toc105453_4195859891"/>
+      <w:bookmarkStart w:id="34" w:name="__RefHeading___Toc105453_3949650649"/>
       <w:bookmarkEnd w:id="34"/>
       <w:r>
         <w:rPr>
@@ -17175,7 +17165,7 @@
         <w:pStyle w:val="Heading2"/>
         <w:rPr/>
       </w:pPr>
-      <w:bookmarkStart w:id="35" w:name="__RefHeading___Toc105455_4195859891"/>
+      <w:bookmarkStart w:id="35" w:name="__RefHeading___Toc105455_3949650649"/>
       <w:bookmarkEnd w:id="35"/>
       <w:r>
         <w:rPr>
@@ -18016,23 +18006,13 @@
     </w:tbl>
     <w:p>
       <w:pPr>
-        <w:pStyle w:val="Normal"/>
-        <w:spacing w:before="0" w:after="80"/>
+        <w:pStyle w:val="Heading1"/>
         <w:rPr/>
       </w:pPr>
       <w:r>
-        <w:rPr/>
-      </w:r>
-      <w:r>
         <w:br w:type="page"/>
       </w:r>
-    </w:p>
-    <w:p>
-      <w:pPr>
-        <w:pStyle w:val="Heading1"/>
-        <w:rPr/>
-      </w:pPr>
-      <w:bookmarkStart w:id="36" w:name="__RefHeading___Toc105457_4195859891"/>
+      <w:bookmarkStart w:id="36" w:name="__RefHeading___Toc105457_3949650649"/>
       <w:bookmarkEnd w:id="36"/>
       <w:r>
         <w:rPr>
@@ -18049,7 +18029,7 @@
         <w:pStyle w:val="Heading2"/>
         <w:rPr/>
       </w:pPr>
-      <w:bookmarkStart w:id="37" w:name="__RefHeading___Toc105459_4195859891"/>
+      <w:bookmarkStart w:id="37" w:name="__RefHeading___Toc105459_3949650649"/>
       <w:bookmarkEnd w:id="37"/>
       <w:r>
         <w:rPr>
@@ -20297,7 +20277,7 @@
         <w:pStyle w:val="Heading2"/>
         <w:rPr/>
       </w:pPr>
-      <w:bookmarkStart w:id="38" w:name="__RefHeading___Toc105461_4195859891"/>
+      <w:bookmarkStart w:id="38" w:name="__RefHeading___Toc105461_3949650649"/>
       <w:bookmarkEnd w:id="38"/>
       <w:r>
         <w:rPr>
@@ -21368,7 +21348,7 @@
         <w:pStyle w:val="Heading2"/>
         <w:rPr/>
       </w:pPr>
-      <w:bookmarkStart w:id="39" w:name="__RefHeading___Toc105463_4195859891"/>
+      <w:bookmarkStart w:id="39" w:name="__RefHeading___Toc105463_3949650649"/>
       <w:bookmarkEnd w:id="39"/>
       <w:r>
         <w:rPr>
@@ -21513,7 +21493,7 @@
         <w:pStyle w:val="Heading2"/>
         <w:rPr/>
       </w:pPr>
-      <w:bookmarkStart w:id="40" w:name="__RefHeading___Toc105465_4195859891"/>
+      <w:bookmarkStart w:id="40" w:name="__RefHeading___Toc105465_3949650649"/>
       <w:bookmarkEnd w:id="40"/>
       <w:r>
         <w:rPr>
@@ -22555,7 +22535,7 @@
         <w:pStyle w:val="Heading2"/>
         <w:rPr/>
       </w:pPr>
-      <w:bookmarkStart w:id="41" w:name="__RefHeading___Toc105467_4195859891"/>
+      <w:bookmarkStart w:id="41" w:name="__RefHeading___Toc105467_3949650649"/>
       <w:bookmarkEnd w:id="41"/>
       <w:r>
         <w:rPr>
@@ -22920,7 +22900,7 @@
         <w:pStyle w:val="Heading2"/>
         <w:rPr/>
       </w:pPr>
-      <w:bookmarkStart w:id="42" w:name="__RefHeading___Toc105469_4195859891"/>
+      <w:bookmarkStart w:id="42" w:name="__RefHeading___Toc105469_3949650649"/>
       <w:bookmarkEnd w:id="42"/>
       <w:r>
         <w:rPr>
@@ -22952,7 +22932,7 @@
         <w:pStyle w:val="Heading2"/>
         <w:rPr/>
       </w:pPr>
-      <w:bookmarkStart w:id="43" w:name="__RefHeading___Toc105471_4195859891"/>
+      <w:bookmarkStart w:id="43" w:name="__RefHeading___Toc105471_3949650649"/>
       <w:bookmarkEnd w:id="43"/>
       <w:r>
         <w:rPr>
@@ -23605,7 +23585,7 @@
         <w:pStyle w:val="Heading2"/>
         <w:rPr/>
       </w:pPr>
-      <w:bookmarkStart w:id="44" w:name="__RefHeading___Toc105473_4195859891"/>
+      <w:bookmarkStart w:id="44" w:name="__RefHeading___Toc105473_3949650649"/>
       <w:bookmarkEnd w:id="44"/>
       <w:r>
         <w:rPr>
@@ -24323,23 +24303,13 @@
     </w:tbl>
     <w:p>
       <w:pPr>
-        <w:pStyle w:val="Normal"/>
-        <w:spacing w:before="0" w:after="80"/>
+        <w:pStyle w:val="Heading1"/>
         <w:rPr/>
       </w:pPr>
       <w:r>
-        <w:rPr/>
-      </w:r>
-      <w:r>
         <w:br w:type="page"/>
       </w:r>
-    </w:p>
-    <w:p>
-      <w:pPr>
-        <w:pStyle w:val="Heading1"/>
-        <w:rPr/>
-      </w:pPr>
-      <w:bookmarkStart w:id="45" w:name="__RefHeading___Toc105475_4195859891"/>
+      <w:bookmarkStart w:id="45" w:name="__RefHeading___Toc105475_3949650649"/>
       <w:bookmarkEnd w:id="45"/>
       <w:r>
         <w:rPr>
@@ -24371,7 +24341,7 @@
         <w:pStyle w:val="Heading2"/>
         <w:rPr/>
       </w:pPr>
-      <w:bookmarkStart w:id="46" w:name="__RefHeading___Toc105477_4195859891"/>
+      <w:bookmarkStart w:id="46" w:name="__RefHeading___Toc105477_3949650649"/>
       <w:bookmarkEnd w:id="46"/>
       <w:r>
         <w:rPr>
@@ -26362,7 +26332,7 @@
         <w:pStyle w:val="Heading2"/>
         <w:rPr/>
       </w:pPr>
-      <w:bookmarkStart w:id="47" w:name="__RefHeading___Toc105479_4195859891"/>
+      <w:bookmarkStart w:id="47" w:name="__RefHeading___Toc105479_3949650649"/>
       <w:bookmarkEnd w:id="47"/>
       <w:r>
         <w:rPr>
@@ -26547,7 +26517,7 @@
         <w:pStyle w:val="Heading2"/>
         <w:rPr/>
       </w:pPr>
-      <w:bookmarkStart w:id="48" w:name="__RefHeading___Toc105481_4195859891"/>
+      <w:bookmarkStart w:id="48" w:name="__RefHeading___Toc105481_3949650649"/>
       <w:bookmarkEnd w:id="48"/>
       <w:r>
         <w:rPr>
@@ -27958,23 +27928,13 @@
     </w:tbl>
     <w:p>
       <w:pPr>
-        <w:pStyle w:val="Normal"/>
-        <w:spacing w:before="0" w:after="80"/>
+        <w:pStyle w:val="Heading1"/>
         <w:rPr/>
       </w:pPr>
       <w:r>
-        <w:rPr/>
-      </w:r>
-      <w:r>
         <w:br w:type="page"/>
       </w:r>
-    </w:p>
-    <w:p>
-      <w:pPr>
-        <w:pStyle w:val="Heading1"/>
-        <w:rPr/>
-      </w:pPr>
-      <w:bookmarkStart w:id="49" w:name="__RefHeading___Toc105483_4195859891"/>
+      <w:bookmarkStart w:id="49" w:name="__RefHeading___Toc105483_3949650649"/>
       <w:bookmarkEnd w:id="49"/>
       <w:r>
         <w:rPr>
@@ -28995,19 +28955,6 @@
     </w:tbl>
     <w:p>
       <w:pPr>
-        <w:pStyle w:val="Normal"/>
-        <w:spacing w:before="0" w:after="80"/>
-        <w:rPr/>
-      </w:pPr>
-      <w:r>
-        <w:rPr/>
-      </w:r>
-      <w:r>
-        <w:br w:type="page"/>
-      </w:r>
-    </w:p>
-    <w:p>
-      <w:pPr>
         <w:pStyle w:val="Heading1"/>
         <w:tabs>
           <w:tab w:val="clear" w:pos="720"/>
@@ -29025,7 +28972,10 @@
           <w:spacing w:val="0"/>
         </w:rPr>
       </w:pPr>
-      <w:bookmarkStart w:id="50" w:name="__RefHeading___Toc105485_4195859891"/>
+      <w:r>
+        <w:br w:type="page"/>
+      </w:r>
+      <w:bookmarkStart w:id="50" w:name="__RefHeading___Toc105485_3949650649"/>
       <w:bookmarkStart w:id="51" w:name="_Toc233203395"/>
       <w:bookmarkEnd w:id="50"/>
       <w:r>
